--- a/education/k8s-k3s-redpanda/docx/chapter03_redpanda.docx
+++ b/education/k8s-k3s-redpanda/docx/chapter03_redpanda.docx
@@ -6536,7 +6536,7 @@
               <w:pStyle w:val="Compact"/>
             </w:pPr>
             <w:r>
-              <w:t xml:space="preserve">3 of 16 vCPU; Redpanda wants</w:t>
+              <w:t xml:space="preserve">3 of the node’s 8 vCPU; Redpanda wants</w:t>
             </w:r>
             <w:r>
               <w:t xml:space="preserve"> </w:t>
@@ -6604,7 +6604,7 @@
               <w:pStyle w:val="Compact"/>
             </w:pPr>
             <w:r>
-              <w:t xml:space="preserve">7.5 GB of 29 GB free</w:t>
+              <w:t xml:space="preserve">7.5 GB reserved of the node’s 16 GB</w:t>
             </w:r>
           </w:p>
         </w:tc>
@@ -6796,6 +6796,330 @@
         </w:tc>
       </w:tr>
     </w:tbl>
+    <w:p>
+      <w:pPr>
+        <w:pStyle w:val="BodyText"/>
+      </w:pPr>
+      <w:r>
+        <w:t xml:space="preserve">Those first two rows are not just Kubernetes bookkeeping — the chart turns them into Seastar’s</w:t>
+      </w:r>
+      <w:r>
+        <w:t xml:space="preserve"> </w:t>
+      </w:r>
+      <w:r>
+        <w:t xml:space="preserve">startup flags, which you can read off the running broker:</w:t>
+      </w:r>
+    </w:p>
+    <w:p>
+      <w:pPr>
+        <w:pStyle w:val="SourceCode"/>
+      </w:pPr>
+      <w:r>
+        <w:rPr>
+          <w:rStyle w:val="ExtensionTok"/>
+        </w:rPr>
+        <w:t xml:space="preserve">kubectl</w:t>
+      </w:r>
+      <w:r>
+        <w:rPr>
+          <w:rStyle w:val="NormalTok"/>
+        </w:rPr>
+        <w:t xml:space="preserve"> exec </w:t>
+      </w:r>
+      <w:r>
+        <w:rPr>
+          <w:rStyle w:val="AttributeTok"/>
+        </w:rPr>
+        <w:t xml:space="preserve">-n</w:t>
+      </w:r>
+      <w:r>
+        <w:rPr>
+          <w:rStyle w:val="NormalTok"/>
+        </w:rPr>
+        <w:t xml:space="preserve"> redpanda redpanda-0 </w:t>
+      </w:r>
+      <w:r>
+        <w:rPr>
+          <w:rStyle w:val="AttributeTok"/>
+        </w:rPr>
+        <w:t xml:space="preserve">-c</w:t>
+      </w:r>
+      <w:r>
+        <w:rPr>
+          <w:rStyle w:val="NormalTok"/>
+        </w:rPr>
+        <w:t xml:space="preserve"> redpanda </w:t>
+      </w:r>
+      <w:r>
+        <w:rPr>
+          <w:rStyle w:val="AttributeTok"/>
+        </w:rPr>
+        <w:t xml:space="preserve">--</w:t>
+      </w:r>
+      <w:r>
+        <w:rPr>
+          <w:rStyle w:val="NormalTok"/>
+        </w:rPr>
+        <w:t xml:space="preserve"> cat /proc/1/cmdline </w:t>
+      </w:r>
+      <w:r>
+        <w:rPr>
+          <w:rStyle w:val="KeywordTok"/>
+        </w:rPr>
+        <w:t xml:space="preserve">|</w:t>
+      </w:r>
+      <w:r>
+        <w:rPr>
+          <w:rStyle w:val="NormalTok"/>
+        </w:rPr>
+        <w:t xml:space="preserve"> </w:t>
+      </w:r>
+      <w:r>
+        <w:rPr>
+          <w:rStyle w:val="FunctionTok"/>
+        </w:rPr>
+        <w:t xml:space="preserve">tr</w:t>
+      </w:r>
+      <w:r>
+        <w:rPr>
+          <w:rStyle w:val="NormalTok"/>
+        </w:rPr>
+        <w:t xml:space="preserve"> </w:t>
+      </w:r>
+      <w:r>
+        <w:rPr>
+          <w:rStyle w:val="StringTok"/>
+        </w:rPr>
+        <w:t xml:space="preserve">'\0'</w:t>
+      </w:r>
+      <w:r>
+        <w:rPr>
+          <w:rStyle w:val="NormalTok"/>
+        </w:rPr>
+        <w:t xml:space="preserve"> </w:t>
+      </w:r>
+      <w:r>
+        <w:rPr>
+          <w:rStyle w:val="StringTok"/>
+        </w:rPr>
+        <w:t xml:space="preserve">' '</w:t>
+      </w:r>
+      <w:r>
+        <w:br/>
+      </w:r>
+      <w:r>
+        <w:rPr>
+          <w:rStyle w:val="CommentTok"/>
+        </w:rPr>
+        <w:t xml:space="preserve"># /opt/redpanda/bin/redpanda --redpanda-cfg /etc/redpanda/redpanda.yaml \</w:t>
+      </w:r>
+      <w:r>
+        <w:br/>
+      </w:r>
+      <w:r>
+        <w:rPr>
+          <w:rStyle w:val="CommentTok"/>
+        </w:rPr>
+        <w:t xml:space="preserve">#   --default-log-level=info --memory=2048M --reserve-memory=205M --smp=1 --lock-memory=false</w:t>
+      </w:r>
+    </w:p>
+    <w:p>
+      <w:pPr>
+        <w:pStyle w:val="FirstParagraph"/>
+      </w:pPr>
+      <w:r>
+        <w:rPr>
+          <w:rStyle w:val="VerbatimChar"/>
+        </w:rPr>
+        <w:t xml:space="preserve">--smp=1</w:t>
+      </w:r>
+      <w:r>
+        <w:t xml:space="preserve"> </w:t>
+      </w:r>
+      <w:r>
+        <w:t xml:space="preserve">is</w:t>
+      </w:r>
+      <w:r>
+        <w:t xml:space="preserve"> </w:t>
+      </w:r>
+      <w:r>
+        <w:rPr>
+          <w:rStyle w:val="VerbatimChar"/>
+        </w:rPr>
+        <w:t xml:space="preserve">resources.cpu.cores: 1</w:t>
+      </w:r>
+      <w:r>
+        <w:t xml:space="preserve"> </w:t>
+      </w:r>
+      <w:r>
+        <w:t xml:space="preserve">— one shard, one core, because of thread-per-core.</w:t>
+      </w:r>
+      <w:r>
+        <w:t xml:space="preserve"> </w:t>
+      </w:r>
+      <w:r>
+        <w:rPr>
+          <w:rStyle w:val="VerbatimChar"/>
+        </w:rPr>
+        <w:t xml:space="preserve">--memory=2048M</w:t>
+      </w:r>
+      <w:r>
+        <w:t xml:space="preserve"> </w:t>
+      </w:r>
+      <w:r>
+        <w:t xml:space="preserve">plus</w:t>
+      </w:r>
+      <w:r>
+        <w:t xml:space="preserve"> </w:t>
+      </w:r>
+      <w:r>
+        <w:rPr>
+          <w:rStyle w:val="VerbatimChar"/>
+        </w:rPr>
+        <w:t xml:space="preserve">--reserve-memory=205M</w:t>
+      </w:r>
+      <w:r>
+        <w:t xml:space="preserve"> </w:t>
+      </w:r>
+      <w:r>
+        <w:t xml:space="preserve">is roughly 88% of the 2,560 MiB container limit, the</w:t>
+      </w:r>
+      <w:r>
+        <w:t xml:space="preserve"> </w:t>
+      </w:r>
+      <w:r>
+        <w:t xml:space="preserve">rest left to the OS and non-Seastar allocations.</w:t>
+      </w:r>
+      <w:r>
+        <w:t xml:space="preserve"> </w:t>
+      </w:r>
+      <w:r>
+        <w:rPr>
+          <w:rStyle w:val="Key"/>
+        </w:rPr>
+        <w:t xml:space="preserve">Redpanda claims that memory</w:t>
+      </w:r>
+      <w:r>
+        <w:rPr>
+          <w:rStyle w:val="Key"/>
+        </w:rPr>
+        <w:t xml:space="preserve"> </w:t>
+      </w:r>
+      <w:r>
+        <w:rPr>
+          <w:rStyle w:val="Key"/>
+          <w:b/>
+          <w:bCs/>
+        </w:rPr>
+        <w:t xml:space="preserve">up front</w:t>
+      </w:r>
+      <w:r>
+        <w:rPr>
+          <w:rStyle w:val="Key"/>
+        </w:rPr>
+        <w:t xml:space="preserve"> </w:t>
+      </w:r>
+      <w:r>
+        <w:rPr>
+          <w:rStyle w:val="Key"/>
+        </w:rPr>
+        <w:t xml:space="preserve">and</w:t>
+      </w:r>
+      <w:r>
+        <w:rPr>
+          <w:rStyle w:val="Key"/>
+        </w:rPr>
+        <w:t xml:space="preserve"> </w:t>
+      </w:r>
+      <w:r>
+        <w:rPr>
+          <w:rStyle w:val="Key"/>
+        </w:rPr>
+        <w:t xml:space="preserve">manages it itself; this is why the broker’s real usage sits far below its limit and never drifts</w:t>
+      </w:r>
+      <w:r>
+        <w:rPr>
+          <w:rStyle w:val="Key"/>
+        </w:rPr>
+        <w:t xml:space="preserve"> </w:t>
+      </w:r>
+      <w:r>
+        <w:rPr>
+          <w:rStyle w:val="Key"/>
+        </w:rPr>
+        <w:t xml:space="preserve">toward it the way a JVM heap does.</w:t>
+      </w:r>
+    </w:p>
+    <w:p>
+      <w:pPr>
+        <w:pStyle w:val="BlockText"/>
+      </w:pPr>
+      <w:r>
+        <w:rPr>
+          <w:b/>
+          <w:bCs/>
+        </w:rPr>
+        <w:t xml:space="preserve">Worth noticing:</w:t>
+      </w:r>
+      <w:r>
+        <w:t xml:space="preserve"> </w:t>
+      </w:r>
+      <w:r>
+        <w:t xml:space="preserve">these flags are derived from the</w:t>
+      </w:r>
+      <w:r>
+        <w:t xml:space="preserve"> </w:t>
+      </w:r>
+      <w:r>
+        <w:rPr>
+          <w:i/>
+          <w:iCs/>
+        </w:rPr>
+        <w:t xml:space="preserve">container’s</w:t>
+      </w:r>
+      <w:r>
+        <w:t xml:space="preserve"> </w:t>
+      </w:r>
+      <w:r>
+        <w:t xml:space="preserve">limits, not from how much RAM</w:t>
+      </w:r>
+      <w:r>
+        <w:t xml:space="preserve"> </w:t>
+      </w:r>
+      <w:r>
+        <w:t xml:space="preserve">the machine has. When this VM was later cut from 32 GB to 16 GB, the brokers started with byte-for-byte</w:t>
+      </w:r>
+      <w:r>
+        <w:t xml:space="preserve"> </w:t>
+      </w:r>
+      <w:r>
+        <w:t xml:space="preserve">identical flags and did not care. A process that sizes itself from the host instead would have</w:t>
+      </w:r>
+      <w:r>
+        <w:t xml:space="preserve"> </w:t>
+      </w:r>
+      <w:r>
+        <w:t xml:space="preserve">silently changed behaviour — which is exactly the class of surprise that makes</w:t>
+      </w:r>
+      <w:r>
+        <w:t xml:space="preserve"> </w:t>
+      </w:r>
+      <w:r>
+        <w:t xml:space="preserve">“it works on my</w:t>
+      </w:r>
+      <w:r>
+        <w:t xml:space="preserve"> </w:t>
+      </w:r>
+      <w:r>
+        <w:t xml:space="preserve">node”</w:t>
+      </w:r>
+      <w:r>
+        <w:t xml:space="preserve"> </w:t>
+      </w:r>
+      <w:r>
+        <w:t xml:space="preserve">bugs.</w:t>
+      </w:r>
+    </w:p>
     <w:bookmarkEnd w:id="32"/>
     <w:bookmarkStart w:id="33" w:name="Xbeb2b5e39c7ffbfbdf55ea1f8fd0b362982c0ba"/>
     <w:p>

--- a/education/k8s-k3s-redpanda/docx/chapter03_redpanda.docx
+++ b/education/k8s-k3s-redpanda/docx/chapter03_redpanda.docx
@@ -22461,6 +22461,7 @@
     <w:bookmarkEnd w:id="69"/>
     <w:bookmarkEnd w:id="70"/>
     <w:sectPr>
+      <w:footerReference r:id="rIdEduFooter" w:type="default"/>
       <w:pgSz w:h="15840" w:w="12240"/>
       <w:pgMar w:bottom="1440" w:footer="720" w:gutter="0" w:header="720" w:left="1080" w:right="1080" w:top="1440"/>
       <w:footnotePr>
@@ -22473,6 +22474,71 @@
 
 <file path=word/comments.xml><?xml version="1.0" encoding="utf-8"?>
 <w:comments xmlns:w="http://schemas.openxmlformats.org/wordprocessingml/2006/main" xmlns:m="http://schemas.openxmlformats.org/officeDocument/2006/math" xmlns:r="http://schemas.openxmlformats.org/officeDocument/2006/relationships" xmlns:o="urn:schemas-microsoft-com:office:office" xmlns:v="urn:schemas-microsoft-com:vml" xmlns:w10="urn:schemas-microsoft-com:office:word" xmlns:a="http://schemas.openxmlformats.org/drawingml/2006/main" xmlns:pic="http://schemas.openxmlformats.org/drawingml/2006/picture" xmlns:wp="http://schemas.openxmlformats.org/drawingml/2006/wordprocessingDrawing"/>
+</file>
+
+<file path=word/footer99.xml><?xml version="1.0" encoding="utf-8"?>
+<w:ftr xmlns:w="http://schemas.openxmlformats.org/wordprocessingml/2006/main" xmlns:r="http://schemas.openxmlformats.org/officeDocument/2006/relationships">
+  <w:p>
+    <w:pPr>
+      <w:jc w:val="center"/>
+      <w:spacing w:before="0" w:after="0"/>
+      <w:rPr>
+        <w:rFonts w:ascii="Calibri" w:hAnsi="Calibri"/>
+        <w:sz w:val="18"/>
+        <w:szCs w:val="18"/>
+        <w:color w:val="595959"/>
+      </w:rPr>
+    </w:pPr>
+    <w:r>
+      <w:rPr>
+        <w:rFonts w:ascii="Calibri" w:hAnsi="Calibri"/>
+        <w:sz w:val="18"/>
+        <w:szCs w:val="18"/>
+        <w:color w:val="595959"/>
+      </w:rPr>
+      <w:t xml:space="preserve">Chapter 3  ·  Page </w:t>
+    </w:r>
+    <w:r>
+      <w:fldChar w:fldCharType="begin"/>
+    </w:r>
+    <w:r>
+      <w:instrText xml:space="preserve"> PAGE </w:instrText>
+    </w:r>
+    <w:r>
+      <w:fldChar w:fldCharType="separate"/>
+    </w:r>
+    <w:r>
+      <w:t>1</w:t>
+    </w:r>
+    <w:r>
+      <w:fldChar w:fldCharType="end"/>
+    </w:r>
+    <w:r>
+      <w:rPr>
+        <w:rFonts w:ascii="Calibri" w:hAnsi="Calibri"/>
+        <w:sz w:val="18"/>
+        <w:szCs w:val="18"/>
+        <w:color w:val="595959"/>
+      </w:rPr>
+      <w:t xml:space="preserve"> of </w:t>
+    </w:r>
+    <w:r>
+      <w:fldChar w:fldCharType="begin"/>
+    </w:r>
+    <w:r>
+      <w:instrText xml:space="preserve"> NUMPAGES </w:instrText>
+    </w:r>
+    <w:r>
+      <w:fldChar w:fldCharType="separate"/>
+    </w:r>
+    <w:r>
+      <w:t>1</w:t>
+    </w:r>
+    <w:r>
+      <w:fldChar w:fldCharType="end"/>
+    </w:r>
+  </w:p>
+</w:ftr>
 </file>
 
 <file path=word/footnotes.xml><?xml version="1.0" encoding="utf-8"?>

--- a/education/k8s-k3s-redpanda/docx/chapter03_redpanda.docx
+++ b/education/k8s-k3s-redpanda/docx/chapter03_redpanda.docx
@@ -22490,43 +22490,10 @@
       </w:rPr>
     </w:pPr>
     <w:r>
-      <w:rPr>
-        <w:rFonts w:ascii="Calibri" w:hAnsi="Calibri"/>
-        <w:sz w:val="18"/>
-        <w:szCs w:val="18"/>
-        <w:color w:val="595959"/>
-      </w:rPr>
-      <w:t xml:space="preserve">Chapter 3  ·  Page </w:t>
-    </w:r>
-    <w:r>
       <w:fldChar w:fldCharType="begin"/>
     </w:r>
     <w:r>
       <w:instrText xml:space="preserve"> PAGE </w:instrText>
-    </w:r>
-    <w:r>
-      <w:fldChar w:fldCharType="separate"/>
-    </w:r>
-    <w:r>
-      <w:t>1</w:t>
-    </w:r>
-    <w:r>
-      <w:fldChar w:fldCharType="end"/>
-    </w:r>
-    <w:r>
-      <w:rPr>
-        <w:rFonts w:ascii="Calibri" w:hAnsi="Calibri"/>
-        <w:sz w:val="18"/>
-        <w:szCs w:val="18"/>
-        <w:color w:val="595959"/>
-      </w:rPr>
-      <w:t xml:space="preserve"> of </w:t>
-    </w:r>
-    <w:r>
-      <w:fldChar w:fldCharType="begin"/>
-    </w:r>
-    <w:r>
-      <w:instrText xml:space="preserve"> NUMPAGES </w:instrText>
     </w:r>
     <w:r>
       <w:fldChar w:fldCharType="separate"/>

--- a/education/k8s-k3s-redpanda/docx/chapter03_redpanda.docx
+++ b/education/k8s-k3s-redpanda/docx/chapter03_redpanda.docx
@@ -2,13 +2,13 @@
 <file path=word/document.xml><?xml version="1.0" encoding="utf-8"?>
 <w:document xmlns:w="http://schemas.openxmlformats.org/wordprocessingml/2006/main" xmlns:m="http://schemas.openxmlformats.org/officeDocument/2006/math" xmlns:r="http://schemas.openxmlformats.org/officeDocument/2006/relationships" xmlns:o="urn:schemas-microsoft-com:office:office" xmlns:v="urn:schemas-microsoft-com:vml" xmlns:w10="urn:schemas-microsoft-com:office:word" xmlns:a="http://schemas.openxmlformats.org/drawingml/2006/main" xmlns:pic="http://schemas.openxmlformats.org/drawingml/2006/picture" xmlns:wp="http://schemas.openxmlformats.org/drawingml/2006/wordprocessingDrawing">
   <w:body>
-    <w:bookmarkStart w:id="70" w:name="Xb7152e26f179c3c1374c9bf2f60483956ca4189"/>
+    <w:bookmarkStart w:id="71" w:name="X36769b0d6e2619bd794581e5bf753537fc8efd8"/>
     <w:p>
       <w:pPr>
         <w:pStyle w:val="Heading1"/>
       </w:pPr>
       <w:r>
-        <w:t xml:space="preserve">Chapter 3 — Redpanda: A Replicated Log You Can Break and Heal</w:t>
+        <w:t xml:space="preserve">Kubernetes + Redpanda · Chapter 3 — Redpanda: A Replicated Log You Can Break and Heal</w:t>
       </w:r>
     </w:p>
     <w:p>
@@ -18912,7 +18912,7 @@
     </w:p>
     <w:bookmarkEnd w:id="63"/>
     <w:bookmarkEnd w:id="64"/>
-    <w:bookmarkStart w:id="65" w:name="X9705fa6e8bd6cf9eaad4ba9c8aa462cfa833d9d"/>
+    <w:bookmarkStart w:id="66" w:name="X9705fa6e8bd6cf9eaad4ba9c8aa462cfa833d9d"/>
     <w:p>
       <w:pPr>
         <w:pStyle w:val="Heading2"/>
@@ -19666,6 +19666,443 @@
         <w:t xml:space="preserve">practice §9e argues against.</w:t>
       </w:r>
     </w:p>
+    <w:bookmarkStart w:id="65" w:name="Xea2d54eb53d4f9f7db3484b5d5b75a551e8378d"/>
+    <w:p>
+      <w:pPr>
+        <w:pStyle w:val="Heading3"/>
+      </w:pPr>
+      <w:r>
+        <w:t xml:space="preserve">⭐ Lab vs PROD — the row that is a security defect, not a sandbox setting</w:t>
+      </w:r>
+    </w:p>
+    <w:p>
+      <w:pPr>
+        <w:pStyle w:val="FirstParagraph"/>
+      </w:pPr>
+      <w:r>
+        <w:rPr>
+          <w:i/>
+          <w:iCs/>
+        </w:rPr>
+        <w:t xml:space="preserve">Added Aug 13, 2026, retrofitting a convention introduced with the Docker Swarm track. The table above</w:t>
+      </w:r>
+      <w:r>
+        <w:rPr>
+          <w:i/>
+          <w:iCs/>
+        </w:rPr>
+        <w:t xml:space="preserve"> </w:t>
+      </w:r>
+      <w:r>
+        <w:rPr>
+          <w:i/>
+          <w:iCs/>
+        </w:rPr>
+        <w:t xml:space="preserve">already names its consequences, which is why only one row needs expanding — and it is the one whose</w:t>
+      </w:r>
+      <w:r>
+        <w:rPr>
+          <w:i/>
+          <w:iCs/>
+        </w:rPr>
+        <w:t xml:space="preserve"> </w:t>
+      </w:r>
+      <w:r>
+        <w:rPr>
+          <w:i/>
+          <w:iCs/>
+        </w:rPr>
+        <w:t xml:space="preserve">consequence is not about this lab at all.</w:t>
+      </w:r>
+    </w:p>
+    <w:p>
+      <w:pPr>
+        <w:pStyle w:val="BlockText"/>
+      </w:pPr>
+      <w:r>
+        <w:rPr>
+          <w:b/>
+          <w:bCs/>
+        </w:rPr>
+        <w:t xml:space="preserve">Lab vs PROD — a data store with no encryption, no authentication and no authorisation, published on a</w:t>
+      </w:r>
+      <w:r>
+        <w:rPr>
+          <w:b/>
+          <w:bCs/>
+        </w:rPr>
+        <w:t xml:space="preserve"> </w:t>
+      </w:r>
+      <w:r>
+        <w:rPr>
+          <w:b/>
+          <w:bCs/>
+        </w:rPr>
+        <w:t xml:space="preserve">node port.</w:t>
+      </w:r>
+      <w:r>
+        <w:t xml:space="preserve"> </w:t>
+      </w:r>
+      <w:r>
+        <w:rPr>
+          <w:i/>
+          <w:iCs/>
+        </w:rPr>
+        <w:t xml:space="preserve">In the lab:</w:t>
+      </w:r>
+      <w:r>
+        <w:t xml:space="preserve"> </w:t>
+      </w:r>
+      <w:r>
+        <w:rPr>
+          <w:rStyle w:val="VerbatimChar"/>
+        </w:rPr>
+        <w:t xml:space="preserve">tls.enabled: false</w:t>
+      </w:r>
+      <w:r>
+        <w:t xml:space="preserve">, no SASL, no ACLs, and §5a exposes the Kafka API through</w:t>
+      </w:r>
+      <w:r>
+        <w:t xml:space="preserve"> </w:t>
+      </w:r>
+      <w:r>
+        <w:t xml:space="preserve">a</w:t>
+      </w:r>
+      <w:r>
+        <w:t xml:space="preserve"> </w:t>
+      </w:r>
+      <w:r>
+        <w:rPr>
+          <w:b/>
+          <w:bCs/>
+        </w:rPr>
+        <w:t xml:space="preserve">NodePort with nothing in front of it.</w:t>
+      </w:r>
+      <w:r>
+        <w:t xml:space="preserve"> </w:t>
+      </w:r>
+      <w:r>
+        <w:rPr>
+          <w:i/>
+          <w:iCs/>
+        </w:rPr>
+        <w:t xml:space="preserve">Why it’s acceptable here:</w:t>
+      </w:r>
+      <w:r>
+        <w:t xml:space="preserve"> </w:t>
+      </w:r>
+      <w:r>
+        <w:t xml:space="preserve">an isolated LAN, no real data,</w:t>
+      </w:r>
+      <w:r>
+        <w:t xml:space="preserve"> </w:t>
+      </w:r>
+      <w:r>
+        <w:t xml:space="preserve">and — the substantive reason — TLS and SASL would put a credential and certificate problem between you</w:t>
+      </w:r>
+      <w:r>
+        <w:t xml:space="preserve"> </w:t>
+      </w:r>
+      <w:r>
+        <w:t xml:space="preserve">and every single command in this chapter, which is not the subject being taught.</w:t>
+      </w:r>
+      <w:r>
+        <w:t xml:space="preserve"> </w:t>
+      </w:r>
+      <w:r>
+        <w:rPr>
+          <w:i/>
+          <w:iCs/>
+        </w:rPr>
+        <w:t xml:space="preserve">In production:</w:t>
+      </w:r>
+      <w:r>
+        <w:t xml:space="preserve"> </w:t>
+      </w:r>
+      <w:r>
+        <w:t xml:space="preserve">TLS</w:t>
+      </w:r>
+      <w:r>
+        <w:t xml:space="preserve"> </w:t>
+      </w:r>
+      <w:r>
+        <w:t xml:space="preserve">for client and inter-broker traffic, SASL or mTLS for authentication, and ACLs so a compromised producer</w:t>
+      </w:r>
+      <w:r>
+        <w:t xml:space="preserve"> </w:t>
+      </w:r>
+      <w:r>
+        <w:t xml:space="preserve">cannot read every topic.</w:t>
+      </w:r>
+      <w:r>
+        <w:t xml:space="preserve"> </w:t>
+      </w:r>
+      <w:r>
+        <w:rPr>
+          <w:i/>
+          <w:iCs/>
+        </w:rPr>
+        <w:t xml:space="preserve">If you carry the habit:</w:t>
+      </w:r>
+      <w:r>
+        <w:t xml:space="preserve"> </w:t>
+      </w:r>
+      <w:r>
+        <w:t xml:space="preserve">🚨</w:t>
+      </w:r>
+      <w:r>
+        <w:t xml:space="preserve"> </w:t>
+      </w:r>
+      <w:r>
+        <w:rPr>
+          <w:b/>
+          <w:bCs/>
+        </w:rPr>
+        <w:t xml:space="preserve">anyone who can reach the port owns the log</w:t>
+      </w:r>
+      <w:r>
+        <w:t xml:space="preserve"> </w:t>
+      </w:r>
+      <w:r>
+        <w:t xml:space="preserve">—</w:t>
+      </w:r>
+      <w:r>
+        <w:t xml:space="preserve"> </w:t>
+      </w:r>
+      <w:r>
+        <w:t xml:space="preserve">reads every order, writes forged ones, and deletes topics. There is no second gate. ⚠️</w:t>
+      </w:r>
+      <w:r>
+        <w:t xml:space="preserve"> </w:t>
+      </w:r>
+      <w:r>
+        <w:rPr>
+          <w:b/>
+          <w:bCs/>
+        </w:rPr>
+        <w:t xml:space="preserve">And note the</w:t>
+      </w:r>
+      <w:r>
+        <w:rPr>
+          <w:b/>
+          <w:bCs/>
+        </w:rPr>
+        <w:t xml:space="preserve"> </w:t>
+      </w:r>
+      <w:r>
+        <w:rPr>
+          <w:b/>
+          <w:bCs/>
+        </w:rPr>
+        <w:t xml:space="preserve">specific trap this lab sets:</w:t>
+      </w:r>
+      <w:r>
+        <w:rPr>
+          <w:b/>
+          <w:bCs/>
+        </w:rPr>
+        <w:t xml:space="preserve"> </w:t>
+      </w:r>
+      <w:r>
+        <w:rPr>
+          <w:rStyle w:val="VerbatimChar"/>
+          <w:b/>
+          <w:bCs/>
+        </w:rPr>
+        <w:t xml:space="preserve">tls.enabled: false</w:t>
+      </w:r>
+      <w:r>
+        <w:rPr>
+          <w:b/>
+          <w:bCs/>
+        </w:rPr>
+        <w:t xml:space="preserve"> </w:t>
+      </w:r>
+      <w:r>
+        <w:rPr>
+          <w:b/>
+          <w:bCs/>
+        </w:rPr>
+        <w:t xml:space="preserve">is a single Helm value, so</w:t>
+      </w:r>
+      <w:r>
+        <w:rPr>
+          <w:b/>
+          <w:bCs/>
+        </w:rPr>
+        <w:t xml:space="preserve"> </w:t>
+      </w:r>
+      <w:r>
+        <w:rPr>
+          <w:b/>
+          <w:bCs/>
+        </w:rPr>
+        <w:t xml:space="preserve">“we’ll turn it on later”</w:t>
+      </w:r>
+      <w:r>
+        <w:rPr>
+          <w:b/>
+          <w:bCs/>
+        </w:rPr>
+        <w:t xml:space="preserve"> </w:t>
+      </w:r>
+      <w:r>
+        <w:rPr>
+          <w:b/>
+          <w:bCs/>
+        </w:rPr>
+        <w:t xml:space="preserve">looks like a one-line change.</w:t>
+      </w:r>
+      <w:r>
+        <w:t xml:space="preserve"> </w:t>
+      </w:r>
+      <w:r>
+        <w:t xml:space="preserve">It is not — enabling it means a CA, certificate lifecycle, rotation</w:t>
+      </w:r>
+      <w:r>
+        <w:t xml:space="preserve"> </w:t>
+      </w:r>
+      <w:r>
+        <w:t xml:space="preserve">without downtime, and every client’s trust store, which is why Chapter 7 §4 needs a whole section for</w:t>
+      </w:r>
+      <w:r>
+        <w:t xml:space="preserve"> </w:t>
+      </w:r>
+      <w:r>
+        <w:t xml:space="preserve">it and why it never gets done later. ⚠️</w:t>
+      </w:r>
+      <w:r>
+        <w:t xml:space="preserve"> </w:t>
+      </w:r>
+      <w:r>
+        <w:rPr>
+          <w:i/>
+          <w:iCs/>
+        </w:rPr>
+        <w:t xml:space="preserve">Unverified prescription:</w:t>
+      </w:r>
+      <w:r>
+        <w:t xml:space="preserve"> </w:t>
+      </w:r>
+      <w:r>
+        <w:t xml:space="preserve">nothing in the TLS/SASL/ACL path was</w:t>
+      </w:r>
+      <w:r>
+        <w:t xml:space="preserve"> </w:t>
+      </w:r>
+      <w:r>
+        <w:t xml:space="preserve">tested here; §2e of Chapter 7 writes the ACLs as a design and never applies them.</w:t>
+      </w:r>
+    </w:p>
+    <w:p>
+      <w:pPr>
+        <w:pStyle w:val="FirstParagraph"/>
+      </w:pPr>
+      <w:r>
+        <w:t xml:space="preserve">⭐</w:t>
+      </w:r>
+      <w:r>
+        <w:t xml:space="preserve"> </w:t>
+      </w:r>
+      <w:r>
+        <w:rPr>
+          <w:b/>
+          <w:bCs/>
+        </w:rPr>
+        <w:t xml:space="preserve">A note on what this section can and cannot claim.</w:t>
+      </w:r>
+      <w:r>
+        <w:t xml:space="preserve"> </w:t>
+      </w:r>
+      <w:r>
+        <w:t xml:space="preserve">Three of the seven rows above — the single node,</w:t>
+      </w:r>
+      <w:r>
+        <w:t xml:space="preserve"> </w:t>
+      </w:r>
+      <w:r>
+        <w:t xml:space="preserve">the shared disk, the soft anti-affinity — are the</w:t>
+      </w:r>
+      <w:r>
+        <w:t xml:space="preserve"> </w:t>
+      </w:r>
+      <w:r>
+        <w:rPr>
+          <w:i/>
+          <w:iCs/>
+        </w:rPr>
+        <w:t xml:space="preserve">same</w:t>
+      </w:r>
+      <w:r>
+        <w:t xml:space="preserve"> </w:t>
+      </w:r>
+      <w:r>
+        <w:t xml:space="preserve">limitation wearing three hats:</w:t>
+      </w:r>
+      <w:r>
+        <w:t xml:space="preserve"> </w:t>
+      </w:r>
+      <w:r>
+        <w:rPr>
+          <w:b/>
+          <w:bCs/>
+        </w:rPr>
+        <w:t xml:space="preserve">there is one</w:t>
+      </w:r>
+      <w:r>
+        <w:rPr>
+          <w:b/>
+          <w:bCs/>
+        </w:rPr>
+        <w:t xml:space="preserve"> </w:t>
+      </w:r>
+      <w:r>
+        <w:rPr>
+          <w:b/>
+          <w:bCs/>
+        </w:rPr>
+        <w:t xml:space="preserve">piece of hardware.</w:t>
+      </w:r>
+      <w:r>
+        <w:t xml:space="preserve"> </w:t>
+      </w:r>
+      <w:r>
+        <w:t xml:space="preserve">They are honest to state and impossible to fix here. The TLS row is different in</w:t>
+      </w:r>
+      <w:r>
+        <w:t xml:space="preserve"> </w:t>
+      </w:r>
+      <w:r>
+        <w:t xml:space="preserve">kind, because nothing about having one node prevented us from turning encryption on.</w:t>
+      </w:r>
+      <w:r>
+        <w:t xml:space="preserve"> </w:t>
+      </w:r>
+      <w:r>
+        <w:rPr>
+          <w:b/>
+          <w:bCs/>
+        </w:rPr>
+        <w:t xml:space="preserve">It was a</w:t>
+      </w:r>
+      <w:r>
+        <w:rPr>
+          <w:b/>
+          <w:bCs/>
+        </w:rPr>
+        <w:t xml:space="preserve"> </w:t>
+      </w:r>
+      <w:r>
+        <w:rPr>
+          <w:b/>
+          <w:bCs/>
+        </w:rPr>
+        <w:t xml:space="preserve">convenience, not a constraint</w:t>
+      </w:r>
+      <w:r>
+        <w:t xml:space="preserve">, and that distinction is the one worth carrying.</w:t>
+      </w:r>
+    </w:p>
     <w:p>
       <w:r>
         <w:pict>
@@ -19674,7 +20111,8 @@
       </w:r>
     </w:p>
     <w:bookmarkEnd w:id="65"/>
-    <w:bookmarkStart w:id="66" w:name="commands-to-know-by-heart"/>
+    <w:bookmarkEnd w:id="66"/>
+    <w:bookmarkStart w:id="67" w:name="commands-to-know-by-heart"/>
     <w:p>
       <w:pPr>
         <w:pStyle w:val="Heading2"/>
@@ -20991,8 +21429,8 @@
         </w:pict>
       </w:r>
     </w:p>
-    <w:bookmarkEnd w:id="66"/>
-    <w:bookmarkStart w:id="67" w:name="glossary"/>
+    <w:bookmarkEnd w:id="67"/>
+    <w:bookmarkStart w:id="68" w:name="glossary"/>
     <w:p>
       <w:pPr>
         <w:pStyle w:val="Heading2"/>
@@ -21520,8 +21958,8 @@
         </w:pict>
       </w:r>
     </w:p>
-    <w:bookmarkEnd w:id="67"/>
-    <w:bookmarkStart w:id="68" w:name="check-yourself"/>
+    <w:bookmarkEnd w:id="68"/>
+    <w:bookmarkStart w:id="69" w:name="check-yourself"/>
     <w:p>
       <w:pPr>
         <w:pStyle w:val="Heading2"/>
@@ -22373,8 +22811,8 @@
         </w:pict>
       </w:r>
     </w:p>
-    <w:bookmarkEnd w:id="68"/>
-    <w:bookmarkStart w:id="69" w:name="whats-next"/>
+    <w:bookmarkEnd w:id="69"/>
+    <w:bookmarkStart w:id="70" w:name="whats-next"/>
     <w:p>
       <w:pPr>
         <w:pStyle w:val="Heading2"/>
@@ -22458,8 +22896,8 @@
         <w:t xml:space="preserve">decide whether the numbers they produce are correct.</w:t>
       </w:r>
     </w:p>
-    <w:bookmarkEnd w:id="69"/>
     <w:bookmarkEnd w:id="70"/>
+    <w:bookmarkEnd w:id="71"/>
     <w:sectPr>
       <w:footerReference r:id="rIdEduFooter" w:type="default"/>
       <w:pgSz w:h="15840" w:w="12240"/>

--- a/education/k8s-k3s-redpanda/docx/chapter03_redpanda.docx
+++ b/education/k8s-k3s-redpanda/docx/chapter03_redpanda.docx
@@ -3568,9 +3568,21 @@
         <w:pStyle w:val="FirstParagraph"/>
       </w:pPr>
       <w:r>
-        <w:t xml:space="preserve">It is not real. The command ended in</w:t>
-      </w:r>
-      <w:r>
+        <w:t xml:space="preserve">It is not real.</w:t>
+      </w:r>
+      <w:r>
+        <w:t xml:space="preserve"> </w:t>
+      </w:r>
+      <w:r>
+        <w:rPr>
+          <w:rStyle w:val="Key"/>
+        </w:rPr>
+        <w:t xml:space="preserve">The command ended in</w:t>
+      </w:r>
+      <w:r>
+        <w:rPr>
+          <w:rStyle w:val="Key"/>
+        </w:rPr>
         <w:t xml:space="preserve"> </w:t>
       </w:r>
       <w:r>
@@ -3580,9 +3592,15 @@
         <w:t xml:space="preserve">| sort</w:t>
       </w:r>
       <w:r>
+        <w:rPr>
+          <w:rStyle w:val="Key"/>
+        </w:rPr>
         <w:t xml:space="preserve">, and</w:t>
       </w:r>
       <w:r>
+        <w:rPr>
+          <w:rStyle w:val="Key"/>
+        </w:rPr>
         <w:t xml:space="preserve"> </w:t>
       </w:r>
       <w:r>
@@ -3592,12 +3610,21 @@
         <w:t xml:space="preserve">CANCEL</w:t>
       </w:r>
       <w:r>
-        <w:t xml:space="preserve"> </w:t>
-      </w:r>
-      <w:r>
+        <w:rPr>
+          <w:rStyle w:val="Key"/>
+        </w:rPr>
+        <w:t xml:space="preserve"> </w:t>
+      </w:r>
+      <w:r>
+        <w:rPr>
+          <w:rStyle w:val="Key"/>
+        </w:rPr>
         <w:t xml:space="preserve">precedes</w:t>
       </w:r>
       <w:r>
+        <w:rPr>
+          <w:rStyle w:val="Key"/>
+        </w:rPr>
         <w:t xml:space="preserve"> </w:t>
       </w:r>
       <w:r>
@@ -3607,10 +3634,19 @@
         <w:t xml:space="preserve">NEW</w:t>
       </w:r>
       <w:r>
-        <w:t xml:space="preserve"> </w:t>
-      </w:r>
-      <w:r>
-        <w:t xml:space="preserve">alphabetically.</w:t>
+        <w:rPr>
+          <w:rStyle w:val="Key"/>
+        </w:rPr>
+        <w:t xml:space="preserve"> </w:t>
+      </w:r>
+      <w:r>
+        <w:rPr>
+          <w:rStyle w:val="Key"/>
+        </w:rPr>
+        <w:t xml:space="preserve">alphabetically</w:t>
+      </w:r>
+      <w:r>
+        <w:t xml:space="preserve">.</w:t>
       </w:r>
       <w:r>
         <w:t xml:space="preserve"> </w:t>
@@ -3851,7 +3887,16 @@
         <w:pStyle w:val="BodyText"/>
       </w:pPr>
       <w:r>
-        <w:t xml:space="preserve">Leadership is spread deliberately so all three machines share the work instead of one becoming a</w:t>
+        <w:rPr>
+          <w:rStyle w:val="Key"/>
+        </w:rPr>
+        <w:t xml:space="preserve">Leadership is spread deliberately so all three machines share the work</w:t>
+      </w:r>
+      <w:r>
+        <w:t xml:space="preserve"> </w:t>
+      </w:r>
+      <w:r>
+        <w:t xml:space="preserve">instead of one becoming a</w:t>
       </w:r>
       <w:r>
         <w:t xml:space="preserve"> </w:t>
@@ -5172,10 +5217,18 @@
       </w:r>
       <w:r>
         <w:rPr>
-          <w:b/>
-          <w:bCs/>
-        </w:rPr>
-        <w:t xml:space="preserve">Service that has no IP address of its own.</w:t>
+          <w:rStyle w:val="Key"/>
+          <w:b/>
+          <w:bCs/>
+        </w:rPr>
+        <w:t xml:space="preserve">Service that has no IP address of its own</w:t>
+      </w:r>
+      <w:r>
+        <w:rPr>
+          <w:b/>
+          <w:bCs/>
+        </w:rPr>
+        <w:t xml:space="preserve">.</w:t>
       </w:r>
       <w:r>
         <w:t xml:space="preserve"> </w:t>
@@ -5355,7 +5408,13 @@
         <w:t xml:space="preserve"> </w:t>
       </w:r>
       <w:r>
-        <w:t xml:space="preserve">nothing looks identical to a Service whose pods are all unhealthy. Read the selector, don’t assume</w:t>
+        <w:rPr>
+          <w:rStyle w:val="Key"/>
+        </w:rPr>
+        <w:t xml:space="preserve">nothing looks identical to a Service whose pods are all unhealthy</w:t>
+      </w:r>
+      <w:r>
+        <w:t xml:space="preserve">. Read the selector, don’t assume</w:t>
       </w:r>
       <w:r>
         <w:t xml:space="preserve"> </w:t>
@@ -5430,13 +5489,20 @@
         <w:pStyle w:val="FirstParagraph"/>
       </w:pPr>
       <w:r>
+        <w:rPr>
+          <w:rStyle w:val="Key"/>
+        </w:rPr>
         <w:t xml:space="preserve">The name resolves to a virtual IP that</w:t>
       </w:r>
       <w:r>
-        <w:t xml:space="preserve"> </w:t>
-      </w:r>
-      <w:r>
-        <w:rPr>
+        <w:rPr>
+          <w:rStyle w:val="Key"/>
+        </w:rPr>
+        <w:t xml:space="preserve"> </w:t>
+      </w:r>
+      <w:r>
+        <w:rPr>
+          <w:rStyle w:val="Key"/>
           <w:b/>
           <w:bCs/>
         </w:rPr>
@@ -5449,7 +5515,19 @@
         <w:t xml:space="preserve"> </w:t>
       </w:r>
       <w:r>
-        <w:t xml:space="preserve">DNATs you to a real pod. The client never learns pod addresses and has no say in which it gets. That</w:t>
+        <w:t xml:space="preserve">DNATs you to a real pod.</w:t>
+      </w:r>
+      <w:r>
+        <w:t xml:space="preserve"> </w:t>
+      </w:r>
+      <w:r>
+        <w:rPr>
+          <w:rStyle w:val="Key"/>
+        </w:rPr>
+        <w:t xml:space="preserve">The client never learns pod addresses and has no say in which it gets</w:t>
+      </w:r>
+      <w:r>
+        <w:t xml:space="preserve">. That</w:t>
       </w:r>
       <w:r>
         <w:t xml:space="preserve"> </w:t>
@@ -5655,6 +5733,7 @@
       </w:r>
       <w:r>
         <w:rPr>
+          <w:rStyle w:val="Key"/>
           <w:b/>
           <w:bCs/>
         </w:rPr>
@@ -5795,23 +5874,42 @@
         <w:pStyle w:val="FirstParagraph"/>
       </w:pPr>
       <w:r>
+        <w:rPr>
+          <w:rStyle w:val="Key"/>
+        </w:rPr>
         <w:t xml:space="preserve">Reaching</w:t>
       </w:r>
       <w:r>
-        <w:t xml:space="preserve"> </w:t>
-      </w:r>
-      <w:r>
-        <w:rPr>
+        <w:rPr>
+          <w:rStyle w:val="Key"/>
+        </w:rPr>
+        <w:t xml:space="preserve"> </w:t>
+      </w:r>
+      <w:r>
+        <w:rPr>
+          <w:rStyle w:val="Key"/>
           <w:b/>
           <w:bCs/>
         </w:rPr>
         <w:t xml:space="preserve">any one</w:t>
       </w:r>
       <w:r>
-        <w:t xml:space="preserve"> </w:t>
-      </w:r>
-      <w:r>
-        <w:t xml:space="preserve">broker is sufficient to discover them all — that is what</w:t>
+        <w:rPr>
+          <w:rStyle w:val="Key"/>
+        </w:rPr>
+        <w:t xml:space="preserve"> </w:t>
+      </w:r>
+      <w:r>
+        <w:rPr>
+          <w:rStyle w:val="Key"/>
+        </w:rPr>
+        <w:t xml:space="preserve">broker is sufficient to discover them all</w:t>
+      </w:r>
+      <w:r>
+        <w:t xml:space="preserve"> </w:t>
+      </w:r>
+      <w:r>
+        <w:t xml:space="preserve">— that is what</w:t>
       </w:r>
       <w:r>
         <w:t xml:space="preserve"> </w:t>
@@ -5832,31 +5930,48 @@
       </w:pPr>
       <w:r>
         <w:rPr>
+          <w:rStyle w:val="Key"/>
           <w:b/>
           <w:bCs/>
         </w:rPr>
         <w:t xml:space="preserve">Why load balancing would be actively wrong.</w:t>
       </w:r>
       <w:r>
-        <w:t xml:space="preserve"> </w:t>
-      </w:r>
-      <w:r>
+        <w:rPr>
+          <w:rStyle w:val="Key"/>
+        </w:rPr>
+        <w:t xml:space="preserve"> </w:t>
+      </w:r>
+      <w:r>
+        <w:rPr>
+          <w:rStyle w:val="Key"/>
+        </w:rPr>
         <w:t xml:space="preserve">Writes must go to the</w:t>
       </w:r>
       <w:r>
-        <w:t xml:space="preserve"> </w:t>
-      </w:r>
-      <w:r>
-        <w:rPr>
+        <w:rPr>
+          <w:rStyle w:val="Key"/>
+        </w:rPr>
+        <w:t xml:space="preserve"> </w:t>
+      </w:r>
+      <w:r>
+        <w:rPr>
+          <w:rStyle w:val="Key"/>
           <w:i/>
           <w:iCs/>
         </w:rPr>
         <w:t xml:space="preserve">leader</w:t>
       </w:r>
       <w:r>
-        <w:t xml:space="preserve"> </w:t>
-      </w:r>
-      <w:r>
+        <w:rPr>
+          <w:rStyle w:val="Key"/>
+        </w:rPr>
+        <w:t xml:space="preserve"> </w:t>
+      </w:r>
+      <w:r>
+        <w:rPr>
+          <w:rStyle w:val="Key"/>
+        </w:rPr>
         <w:t xml:space="preserve">of the target</w:t>
       </w:r>
       <w:r>
@@ -5972,6 +6087,7 @@
       </w:r>
       <w:r>
         <w:rPr>
+          <w:rStyle w:val="Key"/>
           <w:b/>
           <w:bCs/>
         </w:rPr>
@@ -5979,13 +6095,15 @@
       </w:r>
       <w:r>
         <w:rPr>
-          <w:b/>
-          <w:bCs/>
-        </w:rPr>
-        <w:t xml:space="preserve"> </w:t>
-      </w:r>
-      <w:r>
-        <w:rPr>
+          <w:rStyle w:val="Key"/>
+          <w:b/>
+          <w:bCs/>
+        </w:rPr>
+        <w:t xml:space="preserve"> </w:t>
+      </w:r>
+      <w:r>
+        <w:rPr>
+          <w:rStyle w:val="Key"/>
           <w:b/>
           <w:bCs/>
         </w:rPr>
@@ -6064,39 +6182,68 @@
         <w:t xml:space="preserve"> </w:t>
       </w:r>
       <w:r>
+        <w:rPr>
+          <w:rStyle w:val="Key"/>
+        </w:rPr>
         <w:t xml:space="preserve">The headless name protects you from a</w:t>
       </w:r>
       <w:r>
-        <w:t xml:space="preserve"> </w:t>
-      </w:r>
-      <w:r>
-        <w:rPr>
+        <w:rPr>
+          <w:rStyle w:val="Key"/>
+        </w:rPr>
+        <w:t xml:space="preserve"> </w:t>
+      </w:r>
+      <w:r>
+        <w:rPr>
+          <w:rStyle w:val="Key"/>
           <w:i/>
           <w:iCs/>
         </w:rPr>
         <w:t xml:space="preserve">dead</w:t>
       </w:r>
       <w:r>
-        <w:t xml:space="preserve"> </w:t>
-      </w:r>
-      <w:r>
+        <w:rPr>
+          <w:rStyle w:val="Key"/>
+        </w:rPr>
+        <w:t xml:space="preserve"> </w:t>
+      </w:r>
+      <w:r>
+        <w:rPr>
+          <w:rStyle w:val="Key"/>
+        </w:rPr>
         <w:t xml:space="preserve">broker, not an</w:t>
       </w:r>
       <w:r>
-        <w:t xml:space="preserve"> </w:t>
-      </w:r>
-      <w:r>
-        <w:rPr>
+        <w:rPr>
+          <w:rStyle w:val="Key"/>
+        </w:rPr>
+        <w:t xml:space="preserve"> </w:t>
+      </w:r>
+      <w:r>
+        <w:rPr>
+          <w:rStyle w:val="Key"/>
           <w:i/>
           <w:iCs/>
         </w:rPr>
         <w:t xml:space="preserve">unready</w:t>
       </w:r>
       <w:r>
-        <w:t xml:space="preserve"> </w:t>
-      </w:r>
-      <w:r>
-        <w:t xml:space="preserve">one — which is</w:t>
+        <w:rPr>
+          <w:rStyle w:val="Key"/>
+        </w:rPr>
+        <w:t xml:space="preserve"> </w:t>
+      </w:r>
+      <w:r>
+        <w:rPr>
+          <w:rStyle w:val="Key"/>
+        </w:rPr>
+        <w:t xml:space="preserve">one</w:t>
+      </w:r>
+      <w:r>
+        <w:t xml:space="preserve"> </w:t>
+      </w:r>
+      <w:r>
+        <w:t xml:space="preserve">— which is</w:t>
       </w:r>
       <w:r>
         <w:t xml:space="preserve"> </w:t>
@@ -9157,12 +9304,21 @@
         <w:t xml:space="preserve">rpk</w:t>
       </w:r>
       <w:r>
-        <w:t xml:space="preserve"> </w:t>
-      </w:r>
-      <w:r>
+        <w:rPr>
+          <w:rStyle w:val="Key"/>
+        </w:rPr>
+        <w:t xml:space="preserve"> </w:t>
+      </w:r>
+      <w:r>
+        <w:rPr>
+          <w:rStyle w:val="Key"/>
+        </w:rPr>
         <w:t xml:space="preserve">is Redpanda’s CLI — the equivalent of</w:t>
       </w:r>
       <w:r>
+        <w:rPr>
+          <w:rStyle w:val="Key"/>
+        </w:rPr>
         <w:t xml:space="preserve"> </w:t>
       </w:r>
       <w:r>
@@ -9172,10 +9328,19 @@
         <w:t xml:space="preserve">kubectl</w:t>
       </w:r>
       <w:r>
-        <w:t xml:space="preserve"> </w:t>
-      </w:r>
-      <w:r>
-        <w:t xml:space="preserve">for the data plane.</w:t>
+        <w:rPr>
+          <w:rStyle w:val="Key"/>
+        </w:rPr>
+        <w:t xml:space="preserve"> </w:t>
+      </w:r>
+      <w:r>
+        <w:rPr>
+          <w:rStyle w:val="Key"/>
+        </w:rPr>
+        <w:t xml:space="preserve">for the data plane</w:t>
+      </w:r>
+      <w:r>
+        <w:t xml:space="preserve">.</w:t>
       </w:r>
     </w:p>
     <w:bookmarkStart w:id="39" w:name="a.-install-the-binary"/>
@@ -9538,28 +9703,47 @@
         <w:t xml:space="preserve">rpk cluster health</w:t>
       </w:r>
       <w:r>
-        <w:t xml:space="preserve"> </w:t>
-      </w:r>
-      <w:r>
+        <w:rPr>
+          <w:rStyle w:val="Key"/>
+        </w:rPr>
+        <w:t xml:space="preserve"> </w:t>
+      </w:r>
+      <w:r>
+        <w:rPr>
+          <w:rStyle w:val="Key"/>
+        </w:rPr>
         <w:t xml:space="preserve">uses the</w:t>
       </w:r>
       <w:r>
-        <w:t xml:space="preserve"> </w:t>
-      </w:r>
-      <w:r>
-        <w:rPr>
+        <w:rPr>
+          <w:rStyle w:val="Key"/>
+        </w:rPr>
+        <w:t xml:space="preserve"> </w:t>
+      </w:r>
+      <w:r>
+        <w:rPr>
+          <w:rStyle w:val="Key"/>
           <w:b/>
           <w:bCs/>
         </w:rPr>
         <w:t xml:space="preserve">Admin</w:t>
       </w:r>
       <w:r>
-        <w:t xml:space="preserve"> </w:t>
-      </w:r>
-      <w:r>
+        <w:rPr>
+          <w:rStyle w:val="Key"/>
+        </w:rPr>
+        <w:t xml:space="preserve"> </w:t>
+      </w:r>
+      <w:r>
+        <w:rPr>
+          <w:rStyle w:val="Key"/>
+        </w:rPr>
         <w:t xml:space="preserve">API;</w:t>
       </w:r>
       <w:r>
+        <w:rPr>
+          <w:rStyle w:val="Key"/>
+        </w:rPr>
         <w:t xml:space="preserve"> </w:t>
       </w:r>
       <w:r>
@@ -9569,26 +9753,45 @@
         <w:t xml:space="preserve">rpk topic produce</w:t>
       </w:r>
       <w:r>
-        <w:t xml:space="preserve"> </w:t>
-      </w:r>
-      <w:r>
+        <w:rPr>
+          <w:rStyle w:val="Key"/>
+        </w:rPr>
+        <w:t xml:space="preserve"> </w:t>
+      </w:r>
+      <w:r>
+        <w:rPr>
+          <w:rStyle w:val="Key"/>
+        </w:rPr>
         <w:t xml:space="preserve">uses the</w:t>
       </w:r>
       <w:r>
-        <w:t xml:space="preserve"> </w:t>
-      </w:r>
-      <w:r>
-        <w:rPr>
+        <w:rPr>
+          <w:rStyle w:val="Key"/>
+        </w:rPr>
+        <w:t xml:space="preserve"> </w:t>
+      </w:r>
+      <w:r>
+        <w:rPr>
+          <w:rStyle w:val="Key"/>
           <w:b/>
           <w:bCs/>
         </w:rPr>
         <w:t xml:space="preserve">Kafka</w:t>
       </w:r>
       <w:r>
-        <w:t xml:space="preserve"> </w:t>
-      </w:r>
-      <w:r>
-        <w:t xml:space="preserve">API. When one</w:t>
+        <w:rPr>
+          <w:rStyle w:val="Key"/>
+        </w:rPr>
+        <w:t xml:space="preserve"> </w:t>
+      </w:r>
+      <w:r>
+        <w:rPr>
+          <w:rStyle w:val="Key"/>
+        </w:rPr>
+        <w:t xml:space="preserve">API</w:t>
+      </w:r>
+      <w:r>
+        <w:t xml:space="preserve">. When one</w:t>
       </w:r>
       <w:r>
         <w:t xml:space="preserve"> </w:t>
@@ -9935,6 +10138,7 @@
       </w:r>
       <w:r>
         <w:rPr>
+          <w:rStyle w:val="Key"/>
           <w:b/>
           <w:bCs/>
         </w:rPr>
@@ -9942,6 +10146,7 @@
       </w:r>
       <w:r>
         <w:rPr>
+          <w:rStyle w:val="Key"/>
           <w:b/>
           <w:bCs/>
         </w:rPr>
@@ -9957,13 +10162,15 @@
       </w:r>
       <w:r>
         <w:rPr>
-          <w:b/>
-          <w:bCs/>
-        </w:rPr>
-        <w:t xml:space="preserve"> </w:t>
-      </w:r>
-      <w:r>
-        <w:rPr>
+          <w:rStyle w:val="Key"/>
+          <w:b/>
+          <w:bCs/>
+        </w:rPr>
+        <w:t xml:space="preserve"> </w:t>
+      </w:r>
+      <w:r>
+        <w:rPr>
+          <w:rStyle w:val="Key"/>
           <w:b/>
           <w:bCs/>
         </w:rPr>
@@ -9971,6 +10178,7 @@
       </w:r>
       <w:r>
         <w:rPr>
+          <w:rStyle w:val="Key"/>
           <w:b/>
           <w:bCs/>
         </w:rPr>
@@ -9986,6 +10194,7 @@
       </w:r>
       <w:r>
         <w:rPr>
+          <w:rStyle w:val="Key"/>
           <w:b/>
           <w:bCs/>
         </w:rPr>
@@ -10025,13 +10234,26 @@
         <w:pStyle w:val="BodyText"/>
       </w:pPr>
       <w:r>
-        <w:t xml:space="preserve">Every Kafka client connects to a bootstrap address only to ask</w:t>
-      </w:r>
-      <w:r>
-        <w:t xml:space="preserve"> </w:t>
-      </w:r>
-      <w:r>
-        <w:rPr>
+        <w:t xml:space="preserve">Every Kafka client</w:t>
+      </w:r>
+      <w:r>
+        <w:t xml:space="preserve"> </w:t>
+      </w:r>
+      <w:r>
+        <w:rPr>
+          <w:rStyle w:val="Key"/>
+        </w:rPr>
+        <w:t xml:space="preserve">connects to a bootstrap address only to ask</w:t>
+      </w:r>
+      <w:r>
+        <w:rPr>
+          <w:rStyle w:val="Key"/>
+        </w:rPr>
+        <w:t xml:space="preserve"> </w:t>
+      </w:r>
+      <w:r>
+        <w:rPr>
+          <w:rStyle w:val="Key"/>
           <w:i/>
           <w:iCs/>
         </w:rPr>
@@ -10096,7 +10318,13 @@
         <w:t xml:space="preserve"> </w:t>
       </w:r>
       <w:r>
-        <w:t xml:space="preserve">advertised their internal cluster DNS names, which the host could not resolve.</w:t>
+        <w:rPr>
+          <w:rStyle w:val="Key"/>
+        </w:rPr>
+        <w:t xml:space="preserve">advertised their internal cluster DNS names, which the host could not resolve</w:t>
+      </w:r>
+      <w:r>
+        <w:t xml:space="preserve">.</w:t>
       </w:r>
     </w:p>
     <w:p>
@@ -10219,7 +10447,13 @@
         <w:pStyle w:val="FirstParagraph"/>
       </w:pPr>
       <w:r>
-        <w:t xml:space="preserve">This is the single most common Kafka networking problem in the wild. It bites people behind NAT, in</w:t>
+        <w:rPr>
+          <w:rStyle w:val="Key"/>
+        </w:rPr>
+        <w:t xml:space="preserve">This is the single most common Kafka networking problem in the wild</w:t>
+      </w:r>
+      <w:r>
+        <w:t xml:space="preserve">. It bites people behind NAT, in</w:t>
       </w:r>
       <w:r>
         <w:t xml:space="preserve"> </w:t>
@@ -10701,13 +10935,20 @@
         <w:t xml:space="preserve"> </w:t>
       </w:r>
       <w:r>
+        <w:rPr>
+          <w:rStyle w:val="Key"/>
+        </w:rPr>
         <w:t xml:space="preserve">The bootstrap list only needs one broker to</w:t>
       </w:r>
       <w:r>
-        <w:t xml:space="preserve"> </w:t>
-      </w:r>
-      <w:r>
-        <w:rPr>
+        <w:rPr>
+          <w:rStyle w:val="Key"/>
+        </w:rPr>
+        <w:t xml:space="preserve"> </w:t>
+      </w:r>
+      <w:r>
+        <w:rPr>
+          <w:rStyle w:val="Key"/>
           <w:i/>
           <w:iCs/>
         </w:rPr>
@@ -10735,7 +10976,19 @@
         <w:t xml:space="preserve"> </w:t>
       </w:r>
       <w:r>
-        <w:t xml:space="preserve">deliberately killing brokers and do not want your diagnostic tool to be a casualty of the incident.</w:t>
+        <w:t xml:space="preserve">deliberately killing brokers and</w:t>
+      </w:r>
+      <w:r>
+        <w:t xml:space="preserve"> </w:t>
+      </w:r>
+      <w:r>
+        <w:rPr>
+          <w:rStyle w:val="Key"/>
+        </w:rPr>
+        <w:t xml:space="preserve">do not want your diagnostic tool to be a casualty of the incident</w:t>
+      </w:r>
+      <w:r>
+        <w:t xml:space="preserve">.</w:t>
       </w:r>
     </w:p>
     <w:p>
@@ -11267,7 +11520,19 @@
         <w:pStyle w:val="FirstParagraph"/>
       </w:pPr>
       <w:r>
-        <w:t xml:space="preserve">Read this table fluently, because it is the single most useful diagnostic in Redpanda:</w:t>
+        <w:t xml:space="preserve">Read this table fluently, because</w:t>
+      </w:r>
+      <w:r>
+        <w:t xml:space="preserve"> </w:t>
+      </w:r>
+      <w:r>
+        <w:rPr>
+          <w:rStyle w:val="Key"/>
+        </w:rPr>
+        <w:t xml:space="preserve">it is the single most useful diagnostic in Redpanda</w:t>
+      </w:r>
+      <w:r>
+        <w:t xml:space="preserve">:</w:t>
       </w:r>
     </w:p>
     <w:p>
@@ -11309,9 +11574,15 @@
         <w:t xml:space="preserve"> </w:t>
       </w:r>
       <w:r>
+        <w:rPr>
+          <w:rStyle w:val="Key"/>
+        </w:rPr>
         <w:t xml:space="preserve">will wreck naive</w:t>
       </w:r>
       <w:r>
+        <w:rPr>
+          <w:rStyle w:val="Key"/>
+        </w:rPr>
         <w:t xml:space="preserve"> </w:t>
       </w:r>
       <w:r>
@@ -11321,23 +11592,39 @@
         <w:t xml:space="preserve">awk</w:t>
       </w:r>
       <w:r>
-        <w:t xml:space="preserve"> </w:t>
-      </w:r>
-      <w:r>
+        <w:rPr>
+          <w:rStyle w:val="Key"/>
+        </w:rPr>
+        <w:t xml:space="preserve"> </w:t>
+      </w:r>
+      <w:r>
+        <w:rPr>
+          <w:rStyle w:val="Key"/>
+        </w:rPr>
         <w:t xml:space="preserve">parsing; the high-watermark is field</w:t>
       </w:r>
       <w:r>
-        <w:t xml:space="preserve"> </w:t>
-      </w:r>
-      <w:r>
-        <w:rPr>
+        <w:rPr>
+          <w:rStyle w:val="Key"/>
+        </w:rPr>
+        <w:t xml:space="preserve"> </w:t>
+      </w:r>
+      <w:r>
+        <w:rPr>
+          <w:rStyle w:val="Key"/>
           <w:b/>
           <w:bCs/>
         </w:rPr>
         <w:t xml:space="preserve">8</w:t>
       </w:r>
       <w:r>
-        <w:t xml:space="preserve">, not 6.</w:t>
+        <w:rPr>
+          <w:rStyle w:val="Key"/>
+        </w:rPr>
+        <w:t xml:space="preserve">, not 6</w:t>
+      </w:r>
+      <w:r>
+        <w:t xml:space="preserve">.</w:t>
       </w:r>
     </w:p>
     <w:p>
@@ -11432,7 +11719,16 @@
         <w:t xml:space="preserve"> </w:t>
       </w:r>
       <w:r>
-        <w:t xml:space="preserve">— the next offset to be written. It equals the number of committed records</w:t>
+        <w:t xml:space="preserve">—</w:t>
+      </w:r>
+      <w:r>
+        <w:t xml:space="preserve"> </w:t>
+      </w:r>
+      <w:r>
+        <w:rPr>
+          <w:rStyle w:val="Key"/>
+        </w:rPr>
+        <w:t xml:space="preserve">the next offset to be written. It equals the number of committed records</w:t>
       </w:r>
       <w:r>
         <w:t xml:space="preserve"> </w:t>
@@ -11607,7 +11903,19 @@
         <w:t xml:space="preserve">I still read”</w:t>
       </w:r>
       <w:r>
-        <w:t xml:space="preserve">, and on a topic with a seven-day retention those two numbers diverge on day eight.</w:t>
+        <w:t xml:space="preserve">, and</w:t>
+      </w:r>
+      <w:r>
+        <w:t xml:space="preserve"> </w:t>
+      </w:r>
+      <w:r>
+        <w:rPr>
+          <w:rStyle w:val="Key"/>
+        </w:rPr>
+        <w:t xml:space="preserve">on a topic with a seven-day retention those two numbers diverge on day eight</w:t>
+      </w:r>
+      <w:r>
+        <w:t xml:space="preserve">.</w:t>
       </w:r>
       <w:r>
         <w:t xml:space="preserve"> </w:t>
@@ -12055,6 +12363,7 @@
       </w:pPr>
       <w:r>
         <w:rPr>
+          <w:rStyle w:val="Key"/>
           <w:b/>
           <w:bCs/>
         </w:rPr>
@@ -12999,7 +13308,13 @@
         <w:pStyle w:val="FirstParagraph"/>
       </w:pPr>
       <w:r>
-        <w:t xml:space="preserve">The loop spawns a fresh producer per record, and each makes an independent sticky choice. If you</w:t>
+        <w:rPr>
+          <w:rStyle w:val="Key"/>
+        </w:rPr>
+        <w:t xml:space="preserve">The loop spawns a fresh producer per record, and each makes an independent sticky choice</w:t>
+      </w:r>
+      <w:r>
+        <w:t xml:space="preserve">. If you</w:t>
       </w:r>
       <w:r>
         <w:t xml:space="preserve"> </w:t>
@@ -13023,7 +13338,19 @@
         <w:t xml:space="preserve"> </w:t>
       </w:r>
       <w:r>
-        <w:t xml:space="preserve">— the wrong lesson, from an artefact of your test harness.</w:t>
+        <w:t xml:space="preserve">—</w:t>
+      </w:r>
+      <w:r>
+        <w:t xml:space="preserve"> </w:t>
+      </w:r>
+      <w:r>
+        <w:rPr>
+          <w:rStyle w:val="Key"/>
+        </w:rPr>
+        <w:t xml:space="preserve">the wrong lesson, from an artefact of your test harness</w:t>
+      </w:r>
+      <w:r>
+        <w:t xml:space="preserve">.</w:t>
       </w:r>
     </w:p>
     <w:bookmarkEnd w:id="52"/>
@@ -16640,9 +16967,15 @@
         <w:pStyle w:val="BodyText"/>
       </w:pPr>
       <w:r>
+        <w:rPr>
+          <w:rStyle w:val="Key"/>
+        </w:rPr>
         <w:t xml:space="preserve">The trap is treating</w:t>
       </w:r>
       <w:r>
+        <w:rPr>
+          <w:rStyle w:val="Key"/>
+        </w:rPr>
         <w:t xml:space="preserve"> </w:t>
       </w:r>
       <w:r>
@@ -16652,10 +16985,19 @@
         <w:t xml:space="preserve">Under-replicated</w:t>
       </w:r>
       <w:r>
-        <w:t xml:space="preserve"> </w:t>
-      </w:r>
-      <w:r>
-        <w:t xml:space="preserve">as your primary durability alarm. We watched it read</w:t>
+        <w:rPr>
+          <w:rStyle w:val="Key"/>
+        </w:rPr>
+        <w:t xml:space="preserve"> </w:t>
+      </w:r>
+      <w:r>
+        <w:rPr>
+          <w:rStyle w:val="Key"/>
+        </w:rPr>
+        <w:t xml:space="preserve">as your primary durability alarm</w:t>
+      </w:r>
+      <w:r>
+        <w:t xml:space="preserve">. We watched it read</w:t>
       </w:r>
       <w:r>
         <w:t xml:space="preserve"> </w:t>
@@ -17118,20 +17460,36 @@
         <w:pStyle w:val="FirstParagraph"/>
       </w:pPr>
       <w:r>
+        <w:rPr>
+          <w:rStyle w:val="Key"/>
+        </w:rPr>
         <w:t xml:space="preserve">Alert on the</w:t>
       </w:r>
       <w:r>
-        <w:t xml:space="preserve"> </w:t>
-      </w:r>
-      <w:r>
-        <w:rPr>
+        <w:rPr>
+          <w:rStyle w:val="Key"/>
+        </w:rPr>
+        <w:t xml:space="preserve"> </w:t>
+      </w:r>
+      <w:r>
+        <w:rPr>
+          <w:rStyle w:val="Key"/>
           <w:b/>
           <w:bCs/>
         </w:rPr>
         <w:t xml:space="preserve">max across partitions</w:t>
       </w:r>
       <w:r>
-        <w:t xml:space="preserve">, never the sum or the average — Chapter 5 §3 is the whole</w:t>
+        <w:rPr>
+          <w:rStyle w:val="Key"/>
+        </w:rPr>
+        <w:t xml:space="preserve">, never the sum or the average</w:t>
+      </w:r>
+      <w:r>
+        <w:t xml:space="preserve"> </w:t>
+      </w:r>
+      <w:r>
+        <w:t xml:space="preserve">— Chapter 5 §3 is the whole</w:t>
       </w:r>
       <w:r>
         <w:t xml:space="preserve"> </w:t>
@@ -17416,7 +17774,13 @@
         <w:pStyle w:val="FirstParagraph"/>
       </w:pPr>
       <w:r>
-        <w:t xml:space="preserve">It is not enough, and §9d already showed why. A StatefulSet restarts pods one at a time in reverse</w:t>
+        <w:rPr>
+          <w:rStyle w:val="Key"/>
+        </w:rPr>
+        <w:t xml:space="preserve">It is not enough, and §9d already showed why</w:t>
+      </w:r>
+      <w:r>
+        <w:t xml:space="preserve">. A StatefulSet restarts pods one at a time in reverse</w:t>
       </w:r>
       <w:r>
         <w:t xml:space="preserve"> </w:t>
@@ -17496,7 +17860,19 @@
         <w:t xml:space="preserve"> </w:t>
       </w:r>
       <w:r>
-        <w:t xml:space="preserve">times in a row and you have inflicted three avoidable write outages during a maintenance window.</w:t>
+        <w:t xml:space="preserve">times in a row and</w:t>
+      </w:r>
+      <w:r>
+        <w:t xml:space="preserve"> </w:t>
+      </w:r>
+      <w:r>
+        <w:rPr>
+          <w:rStyle w:val="Key"/>
+        </w:rPr>
+        <w:t xml:space="preserve">you have inflicted three avoidable write outages during a maintenance window</w:t>
+      </w:r>
+      <w:r>
+        <w:t xml:space="preserve">.</w:t>
       </w:r>
     </w:p>
     <w:bookmarkStart w:id="62" w:name="drain-leadership-first"/>
@@ -18674,13 +19050,26 @@
         <w:t xml:space="preserve"> </w:t>
       </w:r>
       <w:r>
-        <w:t xml:space="preserve">StatefulSet would go descending — the order does not matter as long as it is</w:t>
-      </w:r>
-      <w:r>
-        <w:t xml:space="preserve"> </w:t>
-      </w:r>
-      <w:r>
-        <w:rPr>
+        <w:t xml:space="preserve">StatefulSet would go descending —</w:t>
+      </w:r>
+      <w:r>
+        <w:t xml:space="preserve"> </w:t>
+      </w:r>
+      <w:r>
+        <w:rPr>
+          <w:rStyle w:val="Key"/>
+        </w:rPr>
+        <w:t xml:space="preserve">the order does not matter as long as it is</w:t>
+      </w:r>
+      <w:r>
+        <w:rPr>
+          <w:rStyle w:val="Key"/>
+        </w:rPr>
+        <w:t xml:space="preserve"> </w:t>
+      </w:r>
+      <w:r>
+        <w:rPr>
+          <w:rStyle w:val="Key"/>
           <w:i/>
           <w:iCs/>
         </w:rPr>
@@ -18801,15 +19190,22 @@
       </w:pPr>
       <w:r>
         <w:rPr>
+          <w:rStyle w:val="Key"/>
           <w:b/>
           <w:bCs/>
         </w:rPr>
         <w:t xml:space="preserve">And the thing people forget</w:t>
       </w:r>
       <w:r>
+        <w:rPr>
+          <w:rStyle w:val="Key"/>
+        </w:rPr>
         <w:t xml:space="preserve">:</w:t>
       </w:r>
       <w:r>
+        <w:rPr>
+          <w:rStyle w:val="Key"/>
+        </w:rPr>
         <w:t xml:space="preserve"> </w:t>
       </w:r>
       <w:r>
@@ -18819,10 +19215,19 @@
         <w:t xml:space="preserve">rpk cluster maintenance disable</w:t>
       </w:r>
       <w:r>
-        <w:t xml:space="preserve"> </w:t>
-      </w:r>
-      <w:r>
-        <w:t xml:space="preserve">at the end.</w:t>
+        <w:rPr>
+          <w:rStyle w:val="Key"/>
+        </w:rPr>
+        <w:t xml:space="preserve"> </w:t>
+      </w:r>
+      <w:r>
+        <w:rPr>
+          <w:rStyle w:val="Key"/>
+        </w:rPr>
+        <w:t xml:space="preserve">at the end</w:t>
+      </w:r>
+      <w:r>
+        <w:t xml:space="preserve">.</w:t>
       </w:r>
       <w:r>
         <w:t xml:space="preserve"> </w:t>
@@ -19528,15 +19933,33 @@
         <w:t xml:space="preserve"> </w:t>
       </w:r>
       <w:r>
-        <w:t xml:space="preserve">minimum, because a soft rule gives you exactly what this sandbox has: three replicas that look</w:t>
-      </w:r>
-      <w:r>
-        <w:t xml:space="preserve"> </w:t>
-      </w:r>
-      <w:r>
+        <w:t xml:space="preserve">minimum,</w:t>
+      </w:r>
+      <w:r>
+        <w:t xml:space="preserve"> </w:t>
+      </w:r>
+      <w:r>
+        <w:rPr>
+          <w:rStyle w:val="Key"/>
+        </w:rPr>
+        <w:t xml:space="preserve">because a soft rule gives you exactly what this sandbox has</w:t>
+      </w:r>
+      <w:r>
+        <w:t xml:space="preserve">: three replicas that look</w:t>
+      </w:r>
+      <w:r>
+        <w:t xml:space="preserve"> </w:t>
+      </w:r>
+      <w:r>
+        <w:rPr>
+          <w:rStyle w:val="Key"/>
+        </w:rPr>
         <w:t xml:space="preserve">distributed in</w:t>
       </w:r>
       <w:r>
+        <w:rPr>
+          <w:rStyle w:val="Key"/>
+        </w:rPr>
         <w:t xml:space="preserve"> </w:t>
       </w:r>
       <w:r>
@@ -19546,10 +19969,19 @@
         <w:t xml:space="preserve">kubectl get pods</w:t>
       </w:r>
       <w:r>
-        <w:t xml:space="preserve"> </w:t>
-      </w:r>
-      <w:r>
-        <w:t xml:space="preserve">and share one kernel, one disk, and one power supply. Zone spread</w:t>
+        <w:rPr>
+          <w:rStyle w:val="Key"/>
+        </w:rPr>
+        <w:t xml:space="preserve"> </w:t>
+      </w:r>
+      <w:r>
+        <w:rPr>
+          <w:rStyle w:val="Key"/>
+        </w:rPr>
+        <w:t xml:space="preserve">and share one kernel, one disk, and one power supply</w:t>
+      </w:r>
+      <w:r>
+        <w:t xml:space="preserve">. Zone spread</w:t>
       </w:r>
       <w:r>
         <w:t xml:space="preserve"> </w:t>
@@ -19568,6 +20000,7 @@
       </w:r>
       <w:r>
         <w:rPr>
+          <w:rStyle w:val="Key"/>
           <w:b/>
           <w:bCs/>
         </w:rPr>
@@ -19636,7 +20069,13 @@
         <w:t xml:space="preserve"> </w:t>
       </w:r>
       <w:r>
-        <w:t xml:space="preserve">the absence of Prometheus, a retention window, alert rules and a route to a human. Every drill in</w:t>
+        <w:rPr>
+          <w:rStyle w:val="Key"/>
+        </w:rPr>
+        <w:t xml:space="preserve">the absence of Prometheus, a retention window, alert rules and a route to a human</w:t>
+      </w:r>
+      <w:r>
+        <w:t xml:space="preserve">. Every drill in</w:t>
       </w:r>
       <w:r>
         <w:t xml:space="preserve"> </w:t>
@@ -19855,6 +20294,7 @@
       </w:r>
       <w:r>
         <w:rPr>
+          <w:rStyle w:val="Key"/>
           <w:b/>
           <w:bCs/>
         </w:rPr>
@@ -19957,6 +20397,9 @@
         <w:t xml:space="preserve"> </w:t>
       </w:r>
       <w:r>
+        <w:rPr>
+          <w:rStyle w:val="Key"/>
+        </w:rPr>
         <w:t xml:space="preserve">It is not — enabling it means a CA, certificate lifecycle, rotation</w:t>
       </w:r>
       <w:r>
@@ -20073,7 +20516,19 @@
         <w:t xml:space="preserve"> </w:t>
       </w:r>
       <w:r>
-        <w:t xml:space="preserve">kind, because nothing about having one node prevented us from turning encryption on.</w:t>
+        <w:t xml:space="preserve">kind, because</w:t>
+      </w:r>
+      <w:r>
+        <w:t xml:space="preserve"> </w:t>
+      </w:r>
+      <w:r>
+        <w:rPr>
+          <w:rStyle w:val="Key"/>
+        </w:rPr>
+        <w:t xml:space="preserve">nothing about having one node prevented us from turning encryption on</w:t>
+      </w:r>
+      <w:r>
+        <w:t xml:space="preserve">.</w:t>
       </w:r>
       <w:r>
         <w:t xml:space="preserve"> </w:t>
